--- a/Tailored_CVs/Shinoy_Lely_Teamleider_Software_Testing.docx
+++ b/Tailored_CVs/Shinoy_Lely_Teamleider_Software_Testing.docx
@@ -70,7 +70,7 @@
           <w:b w:val="0"/>
           <w:sz w:val="19"/>
         </w:rPr>
-        <w:t>I am a QA Automation Engineer with over 8 years of experience building reliable test frameworks and guiding cross-functional technical teams. In my recent roles, I have focused on setting up clear verification processes and collaborating closely with developers to improve software quality. I bring a practical approach to test automation, team leadership, and ensuring smooth release workflows.</w:t>
+        <w:t>As a QA Automation Engineer with over eight years of experience, I build scalable test frameworks using Java and Playwright while guiding cross-functional agile teams. I currently hold a valid EU residence permit and am based nearby in Amstelveen, allowing me to work on site at the Lely campus. I look forward to supporting your verification strategies and helping your engineers grow.</w:t>
       </w:r>
     </w:p>
     <w:p>
@@ -288,7 +288,7 @@
           <w:b w:val="0"/>
           <w:sz w:val="18"/>
         </w:rPr>
-        <w:t>▸ Led crossfunctional communication and guided technical testing strategies to align quality goals with overall release objectives.</w:t>
+        <w:t>▸ Led crossfunctional testing efforts and collaborated with product and engineering teams to align testing strategies with business needs.</w:t>
       </w:r>
     </w:p>
     <w:p>
@@ -301,7 +301,7 @@
           <w:b w:val="0"/>
           <w:sz w:val="18"/>
         </w:rPr>
-        <w:t>▸ Created and maintained scalable automation frameworks using Java Selenium and Playwright TypeScript to support complex workflows.</w:t>
+        <w:t>▸ Defined and maintained test automation frameworks using Selenium and Playwright to verify complex software workflows.</w:t>
       </w:r>
     </w:p>
     <w:p>
@@ -314,7 +314,7 @@
           <w:b w:val="0"/>
           <w:sz w:val="18"/>
         </w:rPr>
-        <w:t>▸ Set up structured CI/CD pipelines and regression test builds using Jenkins, Terraform, and AWS to maintain high release stability.</w:t>
+        <w:t>▸ Mentored team members and guided agile processes to improve overall product quality and release readiness.</w:t>
       </w:r>
     </w:p>
     <w:p>
@@ -327,7 +327,7 @@
           <w:b w:val="0"/>
           <w:sz w:val="18"/>
         </w:rPr>
-        <w:t>▸ Collaborated with engineering teams to analyze defect patterns and streamline test generation processes using Gemini Code Assist.</w:t>
+        <w:t>▸ Streamlined test generation and deployment scripts utilizing AI tools like Gemini Code Assist.</w:t>
       </w:r>
     </w:p>
     <w:p>
